--- a/module_keys/module-06-metabolism-key-points.docx
+++ b/module_keys/module-06-metabolism-key-points.docx
@@ -300,7 +300,7 @@
         <w:t xml:space="preserve">2. </w:t>
       </w:r>
       <w:r>
-        <w:t>Use the same-numbered lab as the evidence check for the module.</w:t>
+        <w:t>Use the module's companion lab (see the course schedule pairing) as the evidence check.</w:t>
       </w:r>
     </w:p>
     <w:p>
